--- a/Chahat_ProjectReport.docx
+++ b/Chahat_ProjectReport.docx
@@ -41,7 +41,21 @@
           <w:color w:val="57606A"/>
           <w:sz w:val="32"/>
         </w:rPr>
-        <w:t>Data Analytics Internship Project Report</w:t>
+        <w:t>Data Analytics</w:t>
+      </w:r>
+      <w:r>
+        <w:rPr>
+          <w:color w:val="57606A"/>
+          <w:sz w:val="32"/>
+        </w:rPr>
+        <w:t xml:space="preserve"> and AI</w:t>
+      </w:r>
+      <w:r>
+        <w:rPr>
+          <w:color w:val="57606A"/>
+          <w:sz w:val="32"/>
+        </w:rPr>
+        <w:t xml:space="preserve"> Internship Project Report</w:t>
       </w:r>
     </w:p>
     <w:p>
